--- a/my_custom_addons/dl_wood_traceability/static/TEMPLATES/TEMPLATE_XN_BKLS.docx
+++ b/my_custom_addons/dl_wood_traceability/static/TEMPLATES/TEMPLATE_XN_BKLS.docx
@@ -207,21 +207,99 @@
         </w:rPr>
         <w:t>a) Loại lâm sản: {{species_name}}</w:t>
       </w:r>
-      <w:r>
-        <w:rPr>
-          <w:sz w:val="26"/>
-          <w:szCs w:val="26"/>
-        </w:rPr>
-        <w:br/>
-        <w:t>{% for line in species_lines %}- Khối lượng ({{line.species_label}}): {{line.volume}} m³ ({{line.vietnamese_volume}} mét khối) Đơn vị tính: m³ (mét khối)</w:t>
-      </w:r>
-      <w:r>
-        <w:rPr>
-          <w:sz w:val="26"/>
-          <w:szCs w:val="26"/>
-        </w:rPr>
-        <w:br/>
-        <w:t>- Số lượng khúc ({{line.species_label}}): {{line.quantity}} khúc ({{line.vietnamese_quantity}} khúc) Đơn vị tính: khúc (khúc){% endfor %}</w:t>
+    </w:p>
+    <w:p>
+      <w:pPr>
+        <w:spacing w:line="312" w:lineRule="auto"/>
+        <w:rPr>
+          <w:sz w:val="26"/>
+          <w:szCs w:val="26"/>
+        </w:rPr>
+      </w:pPr>
+      <w:r>
+        <w:rPr>
+          <w:sz w:val="26"/>
+          <w:szCs w:val="26"/>
+        </w:rPr>
+        <w:t>{%p for line in species_lines %}</w:t>
+      </w:r>
+    </w:p>
+    <w:p>
+      <w:pPr>
+        <w:spacing w:line="312" w:lineRule="auto"/>
+        <w:rPr>
+          <w:sz w:val="26"/>
+          <w:szCs w:val="26"/>
+        </w:rPr>
+      </w:pPr>
+      <w:r>
+        <w:rPr>
+          <w:sz w:val="26"/>
+          <w:szCs w:val="26"/>
+        </w:rPr>
+        <w:t>- Khối lượng {{line.species_name}}: {{line.species_volume}} {{line.unit}}  ({{line.vietnamese_volume_unit}}) Đơn vị tính: {{line.unit}} ({{line.vietnamese_unit}})</w:t>
+      </w:r>
+    </w:p>
+    <w:p>
+      <w:pPr>
+        <w:rPr>
+          <w:sz w:val="26"/>
+          <w:szCs w:val="26"/>
+        </w:rPr>
+      </w:pPr>
+      <w:r>
+        <w:rPr>
+          <w:sz w:val="26"/>
+          <w:szCs w:val="26"/>
+        </w:rPr>
+        <w:t>{%p if line.wood_type == 'wood' %}</w:t>
+      </w:r>
+    </w:p>
+    <w:p>
+      <w:pPr>
+        <w:spacing w:line="312" w:lineRule="auto"/>
+        <w:rPr>
+          <w:sz w:val="26"/>
+          <w:szCs w:val="26"/>
+        </w:rPr>
+      </w:pPr>
+      <w:r>
+        <w:rPr>
+          <w:sz w:val="26"/>
+          <w:szCs w:val="26"/>
+        </w:rPr>
+        <w:t>- Số lượng khúc: {{line.quantity}} khúc ({{line.vietnamese_quantity_lower}} khúc) Đơn vị tính: khúc (khúc)</w:t>
+      </w:r>
+    </w:p>
+    <w:p>
+      <w:pPr>
+        <w:rPr>
+          <w:sz w:val="26"/>
+          <w:szCs w:val="26"/>
+        </w:rPr>
+      </w:pPr>
+      <w:r>
+        <w:rPr>
+          <w:sz w:val="26"/>
+          <w:szCs w:val="26"/>
+        </w:rPr>
+        <w:t>{%p endif %}</w:t>
+      </w:r>
+    </w:p>
+    <w:p>
+      <w:pPr>
+        <w:spacing w:line="312" w:lineRule="auto"/>
+        <w:rPr>
+          <w:sz w:val="26"/>
+          <w:szCs w:val="26"/>
+        </w:rPr>
+      </w:pPr>
+      <w:r>
+        <w:rPr>
+          <w:sz w:val="26"/>
+          <w:szCs w:val="26"/>
+        </w:rPr>
+        <w:t>{%p endfor %}</w:t>
       </w:r>
     </w:p>
     <w:p>

--- a/my_custom_addons/dl_wood_traceability/static/TEMPLATES/TEMPLATE_XN_BKLS.docx
+++ b/my_custom_addons/dl_wood_traceability/static/TEMPLATES/TEMPLATE_XN_BKLS.docx
@@ -314,6 +314,15 @@
           <w:szCs w:val="26"/>
         </w:rPr>
         <w:t>3. Tài liệu kèm theo:</w:t>
+      </w:r>
+      <w:r>
+        <w:rPr>
+          <w:b/>
+          <w:bCs/>
+          <w:sz w:val="26"/>
+          <w:szCs w:val="26"/>
+        </w:rPr>
+        <w:tab/>
       </w:r>
     </w:p>
     <w:p>

--- a/my_custom_addons/dl_wood_traceability/static/TEMPLATES/TEMPLATE_XN_BKLS.docx
+++ b/my_custom_addons/dl_wood_traceability/static/TEMPLATES/TEMPLATE_XN_BKLS.docx
@@ -485,7 +485,16 @@
                 <w:sz w:val="26"/>
                 <w:szCs w:val="26"/>
               </w:rPr>
-              <w:t>{{forest_owner_city}}, {{vietnamese_bkls_date}}</w:t>
+              <w:t>{{forest_owner_ward}}</w:t>
+            </w:r>
+            <w:r>
+              <w:rPr>
+                <w:i/>
+                <w:iCs/>
+                <w:sz w:val="26"/>
+                <w:szCs w:val="26"/>
+              </w:rPr>
+              <w:t>, {{vietnamese_bkls_date}}</w:t>
             </w:r>
           </w:p>
           <w:p>
